--- a/LLDD/word/BE/LLDD-BE-Workflow-Engine-Definition.docx
+++ b/LLDD/word/BE/LLDD-BE-Workflow-Engine-Definition.docx
@@ -492,7 +492,7 @@
                 <w:rFonts w:ascii="Arial" w:hAnsi="Arial" w:eastAsia="Arial" w:cs="Tahoma"/>
                 <w:sz w:val="18"/>
               </w:rPr>
-              <w:t>Aphiwit &lt;Bank&gt; Khammoon</w:t>
+              <w:t>Peerakorn &lt;Pete&gt; Sakunkaewphithak</w:t>
             </w:r>
           </w:p>
         </w:tc>
@@ -2863,16 +2863,17 @@
             <w:r>
               <w:rPr>
                 <w:rFonts w:ascii="Arial" w:hAnsi="Arial" w:eastAsia="Arial" w:cs="Tahoma"/>
-                <w:sz w:val="18"/>
-              </w:rPr>
-              <w:t xml:space="preserve">ลำดับเรียก initialize -&gt; addPreApprover และค่า </w:t>
-            </w:r>
-            <w:r>
-              <w:rPr>
-                <w:rFonts w:ascii="Courier New" w:hAnsi="Courier New" w:eastAsia="Courier New" w:cs="Tahoma"/>
-                <w:sz w:val="18"/>
-              </w:rPr>
-              <w:t>referenceId</w:t>
+                <w:b/>
+                <w:sz w:val="18"/>
+              </w:rPr>
+              <w:t>เรียก `POST /sgi/workflow/instances` ด้วย service token</w:t>
+            </w:r>
+            <w:r>
+              <w:rPr>
+                <w:rFonts w:ascii="Arial" w:hAnsi="Arial" w:eastAsia="Arial" w:cs="Tahoma"/>
+                <w:sz w:val="18"/>
+              </w:rPr>
+              <w:t xml:space="preserve"> — ไม่เรียก engine เอง (มติ 2026-09-09)</w:t>
             </w:r>
           </w:p>
         </w:tc>
@@ -5994,7 +5995,7 @@
                 <w:rFonts w:ascii="Arial" w:hAnsi="Arial" w:eastAsia="Arial" w:cs="Tahoma"/>
                 <w:sz w:val="18"/>
               </w:rPr>
-              <w:t>approve (เห็นควรชดเชย) · sendback (ส่งกลับฝ่าย SBP DSA)</w:t>
+              <w:t>approve (เห็นควรชดเชย) · reject (เห็นควรไม่ชดเชย → จบ flow ทันที · มติ 2026-09-02) · sendback (ส่งกลับฝ่าย SBP DSA)</w:t>
             </w:r>
           </w:p>
         </w:tc>
@@ -6051,6 +6052,8 @@
           <w:rFonts w:ascii="Courier New" w:hAnsi="Courier New" w:eastAsia="Courier New" w:cs="Tahoma"/>
           <w:sz w:val="16"/>
         </w:rPr>
+        <w:t>-- bind ตามลำดับ: $1=v · $2=state_02 · $3=state_end · $4=status_done · $5=group_none · $6=state_03 · $7=status_wait_avp · $8=group_avp</w:t>
+        <w:br/>
         <w:t>-- ⚠️ ตัวอย่างนี้แสดง "รูปแบบ" ของ condition_json เท่านั้น — วงเงินอนุมัติของจริงเก็บที่ common_code</w:t>
         <w:br/>
         <w:t>-- วงเงินเก็บที่ `common_code` (code_type = SGI_APPROVE_LIMIT) ที่เดียว แล้ว "อ่านทุกครั้ง ห้าม hardcode"</w:t>
@@ -6075,13 +6078,13 @@
         <w:br/>
         <w:t>VALUES</w:t>
         <w:br/>
-        <w:t xml:space="preserve">  (:v, :state_02, 'approve', :state_end, :status_done, 1,</w:t>
+        <w:t xml:space="preserve">  ($1 /* v */, $2 /* state_02 */, 'approve', $3 /* state_end */, $4 /* status_done */, 1,</w:t>
         <w:br/>
-        <w:t xml:space="preserve">   '{"field":"amount","operator":"&lt;","value":100000}', 'group', :group_none),</w:t>
+        <w:t xml:space="preserve">   '{"field":"amount","operator":"&lt;","value":100000}', 'group', $5 /* group_none */),</w:t>
         <w:br/>
-        <w:t xml:space="preserve">  (:v, :state_02, 'approve', :state_03,  :status_wait_avp, 2,</w:t>
+        <w:t xml:space="preserve">  ($1 /* v */, $2 /* state_02 */, 'approve', $6 /* state_03 */,  $7 /* status_wait_avp */, 2,</w:t>
         <w:br/>
-        <w:t xml:space="preserve">   '{"field":"amount","operator":"&gt;=","value":100000}', 'group', :group_avp);</w:t>
+        <w:t xml:space="preserve">   '{"field":"amount","operator":"&gt;=","value":100000}', 'group', $8 /* group_avp */);</w:t>
         <w:br/>
         <w:t>-- ✅ เกณฑ์เดียวจึงไม่มีช่องโหว่ปลายบน: ทุกยอดตั้งแต่ 100,000 ขึ้นไปวิ่งเข้า AVP เส้นเดียว</w:t>
       </w:r>
@@ -8685,7 +8688,21 @@
                 <w:rFonts w:ascii="Arial" w:hAnsi="Arial" w:eastAsia="Arial" w:cs="Tahoma"/>
                 <w:sz w:val="18"/>
               </w:rPr>
-              <w:t>Job 8b / สร้างเอกสาร</w:t>
+              <w:t xml:space="preserve">BE </w:t>
+            </w:r>
+            <w:r>
+              <w:rPr>
+                <w:rFonts w:ascii="Courier New" w:hAnsi="Courier New" w:eastAsia="Courier New" w:cs="Tahoma"/>
+                <w:sz w:val="18"/>
+              </w:rPr>
+              <w:t>POST /sgi/workflow/instances</w:t>
+            </w:r>
+            <w:r>
+              <w:rPr>
+                <w:rFonts w:ascii="Arial" w:hAnsi="Arial" w:eastAsia="Arial" w:cs="Tahoma"/>
+                <w:sz w:val="18"/>
+              </w:rPr>
+              <w:t xml:space="preserve"> (Job 8b เป็นผู้เรียก REST)</w:t>
             </w:r>
           </w:p>
         </w:tc>
@@ -9289,7 +9306,7 @@
         <w:t>เอกสารฉบับนี้ไม่มี endpoint ของตัวเอง</w:t>
       </w:r>
       <w:r>
-        <w:t xml:space="preserve"> — เป็นสัญญา/งานภายในที่เอกสารอื่นเรียกใช้ (ดูขอบเขตใน 5.90 Endpoint Implementation Contract) · รายการ endpoint ทั้ง 29 เส้นของ SGI อยู่ที่ </w:t>
+        <w:t xml:space="preserve"> — เป็นสัญญา/งานภายในที่เอกสารอื่นเรียกใช้ (ดูขอบเขตใน 5.90 Endpoint Implementation Contract) · รายการ endpoint ทั้ง 28 เส้นของ SGI อยู่ที่ </w:t>
       </w:r>
       <w:r>
         <w:rPr>

--- a/LLDD/word/BE/LLDD-BE-Workflow-Engine-Definition.docx
+++ b/LLDD/word/BE/LLDD-BE-Workflow-Engine-Definition.docx
@@ -3394,7 +3394,7 @@
                 <w:rFonts w:ascii="Arial" w:hAnsi="Arial" w:eastAsia="Arial" w:cs="Tahoma"/>
                 <w:sz w:val="18"/>
               </w:rPr>
-              <w:t>19,283 / 38,010 / 96,542 แถวใน sps_store (ตรวจ 2026-08-07)</w:t>
+              <w:t>19,327 / 38,010 / 96,542 แถวใน sps_store (ตรวจ 2026-08-07)</w:t>
             </w:r>
           </w:p>
         </w:tc>
@@ -3662,7 +3662,7 @@
                 <w:rFonts w:ascii="Arial" w:hAnsi="Arial" w:eastAsia="Arial" w:cs="Tahoma"/>
                 <w:sz w:val="18"/>
               </w:rPr>
-              <w:t xml:space="preserve">มี 19,283 แถวแต่ schema dump ไม่พบ PK/index ใด ๆ (ตารางชื่อเดียวกันใน </w:t>
+              <w:t xml:space="preserve">มี 19,327 แถวแต่ schema dump ไม่พบ PK/index ใด ๆ (ตารางชื่อเดียวกันใน </w:t>
             </w:r>
             <w:r>
               <w:rPr>
@@ -3771,7 +3771,7 @@
                 <w:rFonts w:ascii="Arial" w:hAnsi="Arial" w:eastAsia="Arial" w:cs="Tahoma"/>
                 <w:sz w:val="18"/>
               </w:rPr>
-              <w:t xml:space="preserve">ทุกครั้งที่เปิดเอกสารหรือกด action ต้อง seq-scan 19,283 แถวเพื่อหา </w:t>
+              <w:t xml:space="preserve">ทุกครั้งที่เปิดเอกสารหรือกด action ต้อง seq-scan 19,327 แถวเพื่อหา </w:t>
             </w:r>
             <w:r>
               <w:rPr>
@@ -6621,7 +6621,7 @@
                 <w:rFonts w:ascii="Arial" w:hAnsi="Arial" w:eastAsia="Arial" w:cs="Tahoma"/>
                 <w:sz w:val="18"/>
               </w:rPr>
-              <w:t xml:space="preserve"> มี 19,283 แถวโดยไม่มี PK/index (ตรวจฐานจริง 2026-08-07) ทุกเงื่อนไขจึงเป็น seq-scan</w:t>
+              <w:t xml:space="preserve"> มี 19,327 แถวโดยไม่มี PK/index (ตรวจฐานจริง 2026-08-07) ทุกเงื่อนไขจึงเป็น seq-scan</w:t>
             </w:r>
           </w:p>
         </w:tc>
@@ -9832,7 +9832,22 @@
                 <w:rFonts w:ascii="Arial" w:hAnsi="Arial" w:eastAsia="Arial" w:cs="Tahoma"/>
                 <w:sz w:val="18"/>
               </w:rPr>
-              <w:t>W ครั้งเดียวตอน setup</w:t>
+              <w:t xml:space="preserve">W ครั้งเดียวตอน </w:t>
+            </w:r>
+            <w:r>
+              <w:rPr>
+                <w:rFonts w:ascii="Arial" w:hAnsi="Arial" w:eastAsia="Arial" w:cs="Tahoma"/>
+                <w:b/>
+                <w:sz w:val="18"/>
+              </w:rPr>
+              <w:t>setup</w:t>
+            </w:r>
+            <w:r>
+              <w:rPr>
+                <w:rFonts w:ascii="Arial" w:hAnsi="Arial" w:eastAsia="Arial" w:cs="Tahoma"/>
+                <w:sz w:val="18"/>
+              </w:rPr>
+              <w:t xml:space="preserve"> (งาน config ไม่ใช่โค้ดแอป)</w:t>
             </w:r>
           </w:p>
         </w:tc>
@@ -9865,7 +9880,294 @@
                 <w:rFonts w:ascii="Arial" w:hAnsi="Arial" w:eastAsia="Arial" w:cs="Tahoma"/>
                 <w:sz w:val="18"/>
               </w:rPr>
-              <w:t xml:space="preserve"> — ชื่อสถานะเอกสารที่ผู้ใช้เห็น 1:1 กับ state (รอฝ่าย SBP DSA ดำเนินการ / รอเจ้าหน้าที่ SBP DSA ดำเนินการ / รอหน่วยงานส่งเสริมธุรกิจ SBP ดำเนินการ / รอ GM ส่งเสริมธุรกิจ SBP ดำเนินการ / รอผู้บริหารสำนักบริหาร SBP ดำเนินการ / เสร็จสิ้นดำเนินการ) · engine รองรับ 1 state หลาย status</w:t>
+              <w:t xml:space="preserve"> — ชื่อสถานะเอกสารที่ผู้ใช้เห็น 1:1 กับ state (รอฝ่าย SBP DSA ดำเนินการ / รอเจ้าหน้าที่ SBP DSA ดำเนินการ / รอหน่วยงานส่งเสริมธุรกิจ SBP ดำเนินการ / รอ GM ส่งเสริมธุรกิจ SBP ดำเนินการ / รอผู้บริหารสำนักบริหาร SBP ดำเนินการ / เสร็จสิ้นดำเนินการ) · engine รองรับ 1 state หลาย status&lt;br&gt;</w:t>
+            </w:r>
+            <w:r>
+              <w:rPr>
+                <w:rFonts w:ascii="Arial" w:hAnsi="Arial" w:eastAsia="Arial" w:cs="Tahoma"/>
+                <w:b/>
+                <w:sz w:val="18"/>
+              </w:rPr>
+              <w:t>ใช้ทำอะไร:</w:t>
+            </w:r>
+            <w:r>
+              <w:rPr>
+                <w:rFonts w:ascii="Arial" w:hAnsi="Arial" w:eastAsia="Arial" w:cs="Tahoma"/>
+                <w:sz w:val="18"/>
+              </w:rPr>
+              <w:t xml:space="preserve"> </w:t>
+            </w:r>
+            <w:r>
+              <w:rPr>
+                <w:rFonts w:ascii="Courier New" w:hAnsi="Courier New" w:eastAsia="Courier New" w:cs="Tahoma"/>
+                <w:sz w:val="18"/>
+              </w:rPr>
+              <w:t>workflow_route.to_status_id</w:t>
+            </w:r>
+            <w:r>
+              <w:rPr>
+                <w:rFonts w:ascii="Arial" w:hAnsi="Arial" w:eastAsia="Arial" w:cs="Tahoma"/>
+                <w:sz w:val="18"/>
+              </w:rPr>
+              <w:t xml:space="preserve"> ชี้มาที่ตารางนี้ และ </w:t>
+            </w:r>
+            <w:r>
+              <w:rPr>
+                <w:rFonts w:ascii="Courier New" w:hAnsi="Courier New" w:eastAsia="Courier New" w:cs="Tahoma"/>
+                <w:sz w:val="18"/>
+              </w:rPr>
+              <w:t>workflow_transaction.current_status_id</w:t>
+            </w:r>
+            <w:r>
+              <w:rPr>
+                <w:rFonts w:ascii="Arial" w:hAnsi="Arial" w:eastAsia="Arial" w:cs="Tahoma"/>
+                <w:sz w:val="18"/>
+              </w:rPr>
+              <w:t xml:space="preserve"> เก็บสถานะ</w:t>
+            </w:r>
+            <w:r>
+              <w:rPr>
+                <w:rFonts w:ascii="Arial" w:hAnsi="Arial" w:eastAsia="Arial" w:cs="Tahoma"/>
+                <w:b/>
+                <w:sz w:val="18"/>
+              </w:rPr>
+              <w:t>ปัจจุบันจริง</w:t>
+            </w:r>
+            <w:r>
+              <w:rPr>
+                <w:rFonts w:ascii="Arial" w:hAnsi="Arial" w:eastAsia="Arial" w:cs="Tahoma"/>
+                <w:sz w:val="18"/>
+              </w:rPr>
+              <w:t>ของแต่ละเอกสาร · inbox กลาง (</w:t>
+            </w:r>
+            <w:r>
+              <w:rPr>
+                <w:rFonts w:ascii="Courier New" w:hAnsi="Courier New" w:eastAsia="Courier New" w:cs="Tahoma"/>
+                <w:sz w:val="18"/>
+              </w:rPr>
+              <w:t>getPendingFlowByUser</w:t>
+            </w:r>
+            <w:r>
+              <w:rPr>
+                <w:rFonts w:ascii="Arial" w:hAnsi="Arial" w:eastAsia="Arial" w:cs="Tahoma"/>
+                <w:sz w:val="18"/>
+              </w:rPr>
+              <w:t xml:space="preserve">) แสดงชื่อจากตารางนี้ — </w:t>
+            </w:r>
+            <w:r>
+              <w:rPr>
+                <w:rFonts w:ascii="Arial" w:hAnsi="Arial" w:eastAsia="Arial" w:cs="Tahoma"/>
+                <w:b/>
+                <w:sz w:val="18"/>
+              </w:rPr>
+              <w:t>engine เป็นเจ้าของสถานะตอนรันไทม์</w:t>
+            </w:r>
+            <w:r>
+              <w:rPr>
+                <w:rFonts w:ascii="Arial" w:hAnsi="Arial" w:eastAsia="Arial" w:cs="Tahoma"/>
+                <w:sz w:val="18"/>
+              </w:rPr>
+              <w:t xml:space="preserve"> ส่วน </w:t>
+            </w:r>
+            <w:r>
+              <w:rPr>
+                <w:rFonts w:ascii="Courier New" w:hAnsi="Courier New" w:eastAsia="Courier New" w:cs="Tahoma"/>
+                <w:sz w:val="18"/>
+              </w:rPr>
+              <w:t>sgi_compensation_documents.status_code</w:t>
+            </w:r>
+            <w:r>
+              <w:rPr>
+                <w:rFonts w:ascii="Arial" w:hAnsi="Arial" w:eastAsia="Arial" w:cs="Tahoma"/>
+                <w:sz w:val="18"/>
+              </w:rPr>
+              <w:t xml:space="preserve"> เป็น</w:t>
+            </w:r>
+            <w:r>
+              <w:rPr>
+                <w:rFonts w:ascii="Arial" w:hAnsi="Arial" w:eastAsia="Arial" w:cs="Tahoma"/>
+                <w:b/>
+                <w:sz w:val="18"/>
+              </w:rPr>
+              <w:t>สำเนาที่ SGI ถือไว้เอง</w:t>
+            </w:r>
+            <w:r>
+              <w:rPr>
+                <w:rFonts w:ascii="Arial" w:hAnsi="Arial" w:eastAsia="Arial" w:cs="Tahoma"/>
+                <w:sz w:val="18"/>
+              </w:rPr>
+              <w:t xml:space="preserve">เพื่อค้นหา/กรอง/ทำรายงาน โดยไม่ต้อง join ข้ามไปตาราง engine&lt;br&gt;🔴 </w:t>
+            </w:r>
+            <w:r>
+              <w:rPr>
+                <w:rFonts w:ascii="Arial" w:hAnsi="Arial" w:eastAsia="Arial" w:cs="Tahoma"/>
+                <w:b/>
+                <w:sz w:val="18"/>
+              </w:rPr>
+              <w:t>batch job ไม่แตะตารางนี้เลยแม้แต่ตัวเดียว</w:t>
+            </w:r>
+            <w:r>
+              <w:rPr>
+                <w:rFonts w:ascii="Arial" w:hAnsi="Arial" w:eastAsia="Arial" w:cs="Tahoma"/>
+                <w:sz w:val="18"/>
+              </w:rPr>
+              <w:t xml:space="preserve"> (มติ 2026-09-09 — workflow lib ใช้กับ flow K2 ฝั่ง BE/FE เท่านั้น · Job 8b เรียก REST </w:t>
+            </w:r>
+            <w:r>
+              <w:rPr>
+                <w:rFonts w:ascii="Courier New" w:hAnsi="Courier New" w:eastAsia="Courier New" w:cs="Tahoma"/>
+                <w:sz w:val="18"/>
+              </w:rPr>
+              <w:t>POST /api/v1/sgi/workflow/instances</w:t>
+            </w:r>
+            <w:r>
+              <w:rPr>
+                <w:rFonts w:ascii="Arial" w:hAnsi="Arial" w:eastAsia="Arial" w:cs="Tahoma"/>
+                <w:sz w:val="18"/>
+              </w:rPr>
+              <w:t xml:space="preserve"> แทน) · ไม่อยู่ใน </w:t>
+            </w:r>
+            <w:r>
+              <w:rPr>
+                <w:rFonts w:ascii="Courier New" w:hAnsi="Courier New" w:eastAsia="Courier New" w:cs="Tahoma"/>
+                <w:sz w:val="18"/>
+              </w:rPr>
+              <w:t>sgi_seed_data.sql</w:t>
+            </w:r>
+            <w:r>
+              <w:rPr>
+                <w:rFonts w:ascii="Arial" w:hAnsi="Arial" w:eastAsia="Arial" w:cs="Tahoma"/>
+                <w:sz w:val="18"/>
+              </w:rPr>
+              <w:t xml:space="preserve"> ด้วย เพราะไฟล์นั้นแตะเฉพาะ </w:t>
+            </w:r>
+            <w:r>
+              <w:rPr>
+                <w:rFonts w:ascii="Courier New" w:hAnsi="Courier New" w:eastAsia="Courier New" w:cs="Tahoma"/>
+                <w:sz w:val="18"/>
+              </w:rPr>
+              <w:t>sgi_*</w:t>
+            </w:r>
+            <w:r>
+              <w:rPr>
+                <w:rFonts w:ascii="Arial" w:hAnsi="Arial" w:eastAsia="Arial" w:cs="Tahoma"/>
+                <w:sz w:val="18"/>
+              </w:rPr>
+              <w:t xml:space="preserve"> + </w:t>
+            </w:r>
+            <w:r>
+              <w:rPr>
+                <w:rFonts w:ascii="Courier New" w:hAnsi="Courier New" w:eastAsia="Courier New" w:cs="Tahoma"/>
+                <w:sz w:val="18"/>
+              </w:rPr>
+              <w:t>common_code</w:t>
+            </w:r>
+            <w:r>
+              <w:rPr>
+                <w:rFonts w:ascii="Arial" w:hAnsi="Arial" w:eastAsia="Arial" w:cs="Tahoma"/>
+                <w:sz w:val="18"/>
+              </w:rPr>
+              <w:t>/</w:t>
+            </w:r>
+            <w:r>
+              <w:rPr>
+                <w:rFonts w:ascii="Courier New" w:hAnsi="Courier New" w:eastAsia="Courier New" w:cs="Tahoma"/>
+                <w:sz w:val="18"/>
+              </w:rPr>
+              <w:t>mas_param</w:t>
+            </w:r>
+            <w:r>
+              <w:rPr>
+                <w:rFonts w:ascii="Arial" w:hAnsi="Arial" w:eastAsia="Arial" w:cs="Tahoma"/>
+                <w:sz w:val="18"/>
+              </w:rPr>
+              <w:t>/</w:t>
+            </w:r>
+            <w:r>
+              <w:rPr>
+                <w:rFonts w:ascii="Courier New" w:hAnsi="Courier New" w:eastAsia="Courier New" w:cs="Tahoma"/>
+                <w:sz w:val="18"/>
+              </w:rPr>
+              <w:t>email_template</w:t>
+            </w:r>
+            <w:r>
+              <w:rPr>
+                <w:rFonts w:ascii="Arial" w:hAnsi="Arial" w:eastAsia="Arial" w:cs="Tahoma"/>
+                <w:sz w:val="18"/>
+              </w:rPr>
+              <w:t xml:space="preserve">&lt;br&gt;⚠️ </w:t>
+            </w:r>
+            <w:r>
+              <w:rPr>
+                <w:rFonts w:ascii="Arial" w:hAnsi="Arial" w:eastAsia="Arial" w:cs="Tahoma"/>
+                <w:b/>
+                <w:sz w:val="18"/>
+              </w:rPr>
+              <w:t>ชื่อไทย 6 ค่านี้ต้องตรงกับ `common_code` (`code_type = SGI_DOC_STATUS`) เป๊ะ</w:t>
+            </w:r>
+            <w:r>
+              <w:rPr>
+                <w:rFonts w:ascii="Arial" w:hAnsi="Arial" w:eastAsia="Arial" w:cs="Tahoma"/>
+                <w:sz w:val="18"/>
+              </w:rPr>
+              <w:t xml:space="preserve"> — engine ถือ </w:t>
+            </w:r>
+            <w:r>
+              <w:rPr>
+                <w:rFonts w:ascii="Courier New" w:hAnsi="Courier New" w:eastAsia="Courier New" w:cs="Tahoma"/>
+                <w:sz w:val="18"/>
+              </w:rPr>
+              <w:t>status_id</w:t>
+            </w:r>
+            <w:r>
+              <w:rPr>
+                <w:rFonts w:ascii="Arial" w:hAnsi="Arial" w:eastAsia="Arial" w:cs="Tahoma"/>
+                <w:sz w:val="18"/>
+              </w:rPr>
+              <w:t xml:space="preserve"> (integer) ส่วนรหัส 2 ตัวอักษร (</w:t>
+            </w:r>
+            <w:r>
+              <w:rPr>
+                <w:rFonts w:ascii="Courier New" w:hAnsi="Courier New" w:eastAsia="Courier New" w:cs="Tahoma"/>
+                <w:sz w:val="18"/>
+              </w:rPr>
+              <w:t>06/08/01/02/03/99</w:t>
+            </w:r>
+            <w:r>
+              <w:rPr>
+                <w:rFonts w:ascii="Arial" w:hAnsi="Arial" w:eastAsia="Arial" w:cs="Tahoma"/>
+                <w:sz w:val="18"/>
+              </w:rPr>
+              <w:t>) เป็นของ SGI ทั้งสองที่ต้อง seed จาก</w:t>
+            </w:r>
+            <w:r>
+              <w:rPr>
+                <w:rFonts w:ascii="Arial" w:hAnsi="Arial" w:eastAsia="Arial" w:cs="Tahoma"/>
+                <w:b/>
+                <w:sz w:val="18"/>
+              </w:rPr>
+              <w:t>รายการเดียวกัน</w:t>
+            </w:r>
+            <w:r>
+              <w:rPr>
+                <w:rFonts w:ascii="Arial" w:hAnsi="Arial" w:eastAsia="Arial" w:cs="Tahoma"/>
+                <w:sz w:val="18"/>
+              </w:rPr>
+              <w:t xml:space="preserve"> ห้ามพิมพ์ซ้ำด้วยมือ (</w:t>
+            </w:r>
+            <w:r>
+              <w:rPr>
+                <w:rFonts w:ascii="Courier New" w:hAnsi="Courier New" w:eastAsia="Courier New" w:cs="Tahoma"/>
+                <w:sz w:val="18"/>
+              </w:rPr>
+              <w:t>check_docs.py</w:t>
+            </w:r>
+            <w:r>
+              <w:rPr>
+                <w:rFonts w:ascii="Arial" w:hAnsi="Arial" w:eastAsia="Arial" w:cs="Tahoma"/>
+                <w:sz w:val="18"/>
+              </w:rPr>
+              <w:t xml:space="preserve"> กฎ #111 ดักไว้)</w:t>
             </w:r>
           </w:p>
         </w:tc>
@@ -10676,7 +10978,7 @@
                 <w:rFonts w:ascii="Arial" w:hAnsi="Arial" w:eastAsia="Arial" w:cs="Tahoma"/>
                 <w:sz w:val="18"/>
               </w:rPr>
-              <w:t xml:space="preserve">ข้อมูลรันไทม์ 19,283 / 38,010 / 96,542 แถว (ตรวจ 2026-08-07) — 🔴 </w:t>
+              <w:t xml:space="preserve">ข้อมูลรันไทม์ 19,327 / 38,010 / 96,542 แถว (ตรวจ 2026-08-07) — 🔴 </w:t>
             </w:r>
             <w:r>
               <w:rPr>

--- a/LLDD/word/BE/LLDD-BE-Workflow-Engine-Definition.docx
+++ b/LLDD/word/BE/LLDD-BE-Workflow-Engine-Definition.docx
@@ -9919,7 +9919,7 @@
         <w:t>เอกสารฉบับนี้ไม่มี endpoint ของตัวเอง</w:t>
       </w:r>
       <w:r>
-        <w:t xml:space="preserve"> — เป็นสัญญา/งานภายในที่เอกสารอื่นเรียกใช้ (ดูขอบเขตใน 5.90 Endpoint Implementation Contract) · รายการ endpoint ทั้ง 29 เส้นของ SGI อยู่ที่ </w:t>
+        <w:t xml:space="preserve"> — เป็นสัญญา/งานภายในที่เอกสารอื่นเรียกใช้ (ดูขอบเขตใน 5.90 Endpoint Implementation Contract) · รายการ endpoint ทั้ง 30 เส้นของ SGI อยู่ที่ </w:t>
       </w:r>
       <w:r>
         <w:rPr>

--- a/LLDD/word/BE/LLDD-BE-Workflow-Engine-Definition.docx
+++ b/LLDD/word/BE/LLDD-BE-Workflow-Engine-Definition.docx
@@ -7120,46 +7120,73 @@
             <w:r>
               <w:rPr>
                 <w:rFonts w:ascii="Arial" w:hAnsi="Arial" w:eastAsia="Arial" w:cs="Tahoma"/>
-                <w:sz w:val="18"/>
-              </w:rPr>
-              <w:t xml:space="preserve">map ผ่าน </w:t>
-            </w:r>
-            <w:r>
-              <w:rPr>
-                <w:rFonts w:ascii="Arial" w:hAnsi="Arial" w:eastAsia="Arial" w:cs="Tahoma"/>
                 <w:b/>
                 <w:sz w:val="18"/>
               </w:rPr>
-              <w:t>วิวของเราเอง `sps_store.sgi_wf_section_member`</w:t>
-            </w:r>
-            <w:r>
-              <w:rPr>
-                <w:rFonts w:ascii="Arial" w:hAnsi="Arial" w:eastAsia="Arial" w:cs="Tahoma"/>
-                <w:sz w:val="18"/>
-              </w:rPr>
-              <w:t xml:space="preserve"> ไม่ map </w:t>
+              <w:t>ไม่มีแล้ว</w:t>
+            </w:r>
+            <w:r>
+              <w:rPr>
+                <w:rFonts w:ascii="Arial" w:hAnsi="Arial" w:eastAsia="Arial" w:cs="Tahoma"/>
+                <w:sz w:val="18"/>
+              </w:rPr>
+              <w:t xml:space="preserve"> — ทุก route เป็น </w:t>
             </w:r>
             <w:r>
               <w:rPr>
                 <w:rFonts w:ascii="Courier New" w:hAnsi="Courier New" w:eastAsia="Courier New" w:cs="Tahoma"/>
                 <w:sz w:val="18"/>
               </w:rPr>
-              <w:t>business_user.group_id</w:t>
-            </w:r>
-            <w:r>
-              <w:rPr>
-                <w:rFonts w:ascii="Arial" w:hAnsi="Arial" w:eastAsia="Arial" w:cs="Tahoma"/>
-                <w:sz w:val="18"/>
-              </w:rPr>
-              <w:t xml:space="preserve"> ตรง ๆ · วิว</w:t>
-            </w:r>
-            <w:r>
-              <w:rPr>
-                <w:rFonts w:ascii="Arial" w:hAnsi="Arial" w:eastAsia="Arial" w:cs="Tahoma"/>
-                <w:b/>
-                <w:sz w:val="18"/>
-              </w:rPr>
-              <w:t>ห้ามมีคอลัมน์ `group_id`</w:t>
+              <w:t>approver_type = 'user'</w:t>
+            </w:r>
+            <w:r>
+              <w:rPr>
+                <w:rFonts w:ascii="Arial" w:hAnsi="Arial" w:eastAsia="Arial" w:cs="Tahoma"/>
+                <w:sz w:val="18"/>
+              </w:rPr>
+              <w:t xml:space="preserve"> (ขั้น 01 จ่ายงานรายคนตั้งแต่ 2026-10-12) · ตารางกระจก </w:t>
+            </w:r>
+            <w:r>
+              <w:rPr>
+                <w:rFonts w:ascii="Courier New" w:hAnsi="Courier New" w:eastAsia="Courier New" w:cs="Tahoma"/>
+                <w:sz w:val="18"/>
+              </w:rPr>
+              <w:t>sgi_wf_section_member</w:t>
+            </w:r>
+            <w:r>
+              <w:rPr>
+                <w:rFonts w:ascii="Arial" w:hAnsi="Arial" w:eastAsia="Arial" w:cs="Tahoma"/>
+                <w:sz w:val="18"/>
+              </w:rPr>
+              <w:t xml:space="preserve"> + </w:t>
+            </w:r>
+            <w:r>
+              <w:rPr>
+                <w:rFonts w:ascii="Courier New" w:hAnsi="Courier New" w:eastAsia="Courier New" w:cs="Tahoma"/>
+                <w:sz w:val="18"/>
+              </w:rPr>
+              <w:t>workflow_group</w:t>
+            </w:r>
+            <w:r>
+              <w:rPr>
+                <w:rFonts w:ascii="Arial" w:hAnsi="Arial" w:eastAsia="Arial" w:cs="Tahoma"/>
+                <w:sz w:val="18"/>
+              </w:rPr>
+              <w:t xml:space="preserve"> 102 / </w:t>
+            </w:r>
+            <w:r>
+              <w:rPr>
+                <w:rFonts w:ascii="Courier New" w:hAnsi="Courier New" w:eastAsia="Courier New" w:cs="Tahoma"/>
+                <w:sz w:val="18"/>
+              </w:rPr>
+              <w:t>workflow_group_map</w:t>
+            </w:r>
+            <w:r>
+              <w:rPr>
+                <w:rFonts w:ascii="Arial" w:hAnsi="Arial" w:eastAsia="Arial" w:cs="Tahoma"/>
+                <w:sz w:val="18"/>
+              </w:rPr>
+              <w:t xml:space="preserve"> ถอดแล้ว 2026-10-27 (มติผู้ใช้)</w:t>
             </w:r>
           </w:p>
         </w:tc>
@@ -7184,107 +7211,49 @@
                 <w:rFonts w:ascii="Arial" w:hAnsi="Arial" w:eastAsia="Arial" w:cs="Tahoma"/>
                 <w:sz w:val="18"/>
               </w:rPr>
-              <w:t xml:space="preserve">เกณฑ์ขั้น 01 เป็น AND (หน่วยงาน </w:t>
-            </w:r>
-            <w:r>
-              <w:rPr>
-                <w:rFonts w:ascii="Arial" w:hAnsi="Arial" w:eastAsia="Arial" w:cs="Tahoma"/>
-                <w:b/>
-                <w:sz w:val="18"/>
-              </w:rPr>
-              <w:t>และ</w:t>
-            </w:r>
-            <w:r>
-              <w:rPr>
-                <w:rFonts w:ascii="Arial" w:hAnsi="Arial" w:eastAsia="Arial" w:cs="Tahoma"/>
-                <w:sz w:val="18"/>
-              </w:rPr>
-              <w:t xml:space="preserve"> ระดับอาวุโส) แต่ </w:t>
+              <w:t xml:space="preserve">ถอนบนฐานที่ติดตั้งแล้วด้วย </w:t>
             </w:r>
             <w:r>
               <w:rPr>
                 <w:rFonts w:ascii="Courier New" w:hAnsi="Courier New" w:eastAsia="Courier New" w:cs="Tahoma"/>
                 <w:sz w:val="18"/>
               </w:rPr>
-              <w:t>workflow_group_map</w:t>
-            </w:r>
-            <w:r>
-              <w:rPr>
-                <w:rFonts w:ascii="Arial" w:hAnsi="Arial" w:eastAsia="Arial" w:cs="Tahoma"/>
-                <w:sz w:val="18"/>
-              </w:rPr>
-              <w:t xml:space="preserve"> หลายแถว = OR · วัดจริงพบคนเข้าเกณฑ์ 25 คนกระจาย 5 </w:t>
+              <w:t>output/sql/sgi_drop_section_member_mirror.sql</w:t>
+            </w:r>
+            <w:r>
+              <w:rPr>
+                <w:rFonts w:ascii="Arial" w:hAnsi="Arial" w:eastAsia="Arial" w:cs="Tahoma"/>
+                <w:sz w:val="18"/>
+              </w:rPr>
+              <w:t xml:space="preserve"> · สมาชิกกลุ่ม ABS ของแต่ละขั้นอ่านจาก </w:t>
             </w:r>
             <w:r>
               <w:rPr>
                 <w:rFonts w:ascii="Courier New" w:hAnsi="Courier New" w:eastAsia="Courier New" w:cs="Tahoma"/>
                 <w:sz w:val="18"/>
               </w:rPr>
-              <w:t>group_id</w:t>
-            </w:r>
-            <w:r>
-              <w:rPr>
-                <w:rFonts w:ascii="Arial" w:hAnsi="Arial" w:eastAsia="Arial" w:cs="Tahoma"/>
-                <w:sz w:val="18"/>
-              </w:rPr>
-              <w:t xml:space="preserve"> เลือกกลุ่มเดียวได้มากสุด 48% · และ </w:t>
+              <w:t>sps_auth.user_group_members</w:t>
+            </w:r>
+            <w:r>
+              <w:rPr>
+                <w:rFonts w:ascii="Arial" w:hAnsi="Arial" w:eastAsia="Arial" w:cs="Tahoma"/>
+                <w:sz w:val="18"/>
+              </w:rPr>
+              <w:t xml:space="preserve"> ตรง (เดิมต้องมีตารางกระจกเพราะ engine อ่าน </w:t>
             </w:r>
             <w:r>
               <w:rPr>
                 <w:rFonts w:ascii="Courier New" w:hAnsi="Courier New" w:eastAsia="Courier New" w:cs="Tahoma"/>
                 <w:sz w:val="18"/>
               </w:rPr>
-              <w:t>resolveUserIdsByGroup</w:t>
-            </w:r>
-            <w:r>
-              <w:rPr>
-                <w:rFonts w:ascii="Arial" w:hAnsi="Arial" w:eastAsia="Arial" w:cs="Tahoma"/>
-                <w:sz w:val="18"/>
-              </w:rPr>
-              <w:t xml:space="preserve"> ทำ </w:t>
-            </w:r>
-            <w:r>
-              <w:rPr>
-                <w:rFonts w:ascii="Courier New" w:hAnsi="Courier New" w:eastAsia="Courier New" w:cs="Tahoma"/>
-                <w:sz w:val="18"/>
-              </w:rPr>
-              <w:t>if(user_id) add</w:t>
-            </w:r>
-            <w:r>
-              <w:rPr>
-                <w:rFonts w:ascii="Arial" w:hAnsi="Arial" w:eastAsia="Arial" w:cs="Tahoma"/>
-                <w:sz w:val="18"/>
-              </w:rPr>
-              <w:t xml:space="preserve"> </w:t>
-            </w:r>
-            <w:r>
-              <w:rPr>
-                <w:rFonts w:ascii="Arial" w:hAnsi="Arial" w:eastAsia="Arial" w:cs="Tahoma"/>
-                <w:b/>
-                <w:sz w:val="18"/>
-              </w:rPr>
-              <w:t>แล้ว</w:t>
-            </w:r>
-            <w:r>
-              <w:rPr>
-                <w:rFonts w:ascii="Arial" w:hAnsi="Arial" w:eastAsia="Arial" w:cs="Tahoma"/>
-                <w:sz w:val="18"/>
-              </w:rPr>
-              <w:t xml:space="preserve"> </w:t>
-            </w:r>
-            <w:r>
-              <w:rPr>
-                <w:rFonts w:ascii="Courier New" w:hAnsi="Courier New" w:eastAsia="Courier New" w:cs="Tahoma"/>
-                <w:sz w:val="18"/>
-              </w:rPr>
-              <w:t>if(group_id) walk()</w:t>
-            </w:r>
-            <w:r>
-              <w:rPr>
-                <w:rFonts w:ascii="Arial" w:hAnsi="Arial" w:eastAsia="Arial" w:cs="Tahoma"/>
-                <w:sz w:val="18"/>
-              </w:rPr>
-              <w:t xml:space="preserve"> ต่อ (ไม่ใช่ else-if) จึง recurse เข้ากลุ่มของทีมอื่นถ้าวิวมีคอลัมน์นั้น</w:t>
+              <w:t>map_table</w:t>
+            </w:r>
+            <w:r>
+              <w:rPr>
+                <w:rFonts w:ascii="Arial" w:hAnsi="Arial" w:eastAsia="Arial" w:cs="Tahoma"/>
+                <w:sz w:val="18"/>
+              </w:rPr>
+              <w:t xml:space="preserve"> ด้วย connection ของ sps_store ซึ่งอ่าน sps_auth ข้าม schema ไม่ได้)</w:t>
             </w:r>
           </w:p>
         </w:tc>
